--- a/Calendario2026/Ejercicios/11_VLANs/Ejercicio11_VLANs.docx
+++ b/Calendario2026/Ejercicios/11_VLANs/Ejercicio11_VLANs.docx
@@ -172,7 +172,7 @@
                                     </pic:cNvPicPr>
                                   </pic:nvPicPr>
                                   <pic:blipFill>
-                                    <a:blip r:embed="rId6">
+                                    <a:blip r:embed="rId5">
                                       <a:extLst>
                                         <a:ext uri="{28A0092B-C50C-407E-A947-70E740481C1C}">
                                           <a14:useLocalDpi xmlns:a14="http://schemas.microsoft.com/office/drawing/2010/main" val="0"/>
@@ -300,23 +300,12 @@
           <w:sz w:val="28"/>
           <w:szCs w:val="28"/>
         </w:rPr>
-        <w:t xml:space="preserve">básica de </w:t>
-      </w:r>
-      <w:proofErr w:type="spellStart"/>
-      <w:r>
-        <w:rPr>
-          <w:rFonts w:ascii="Arial" w:hAnsi="Arial" w:cs="Arial"/>
-          <w:b/>
-          <w:sz w:val="28"/>
-          <w:szCs w:val="28"/>
-        </w:rPr>
-        <w:t>VLANs</w:t>
-      </w:r>
-      <w:proofErr w:type="spellEnd"/>
+        <w:t>básica de VLANs</w:t>
+      </w:r>
     </w:p>
     <w:p>
       <w:pPr>
-        <w:pStyle w:val="Heading4"/>
+        <w:pStyle w:val="Ttulo4"/>
         <w:shd w:val="clear" w:color="auto" w:fill="FFFFFF"/>
         <w:spacing w:before="120" w:after="120" w:line="400" w:lineRule="exact"/>
         <w:jc w:val="both"/>
@@ -426,7 +415,7 @@
     </w:p>
     <w:p>
       <w:pPr>
-        <w:pStyle w:val="Heading4"/>
+        <w:pStyle w:val="Ttulo4"/>
         <w:shd w:val="clear" w:color="auto" w:fill="FFFFFF"/>
         <w:spacing w:before="120" w:after="120" w:line="400" w:lineRule="exact"/>
         <w:jc w:val="both"/>
@@ -468,7 +457,7 @@
     <w:p/>
     <w:tbl>
       <w:tblPr>
-        <w:tblStyle w:val="TableGrid"/>
+        <w:tblStyle w:val="Tablaconcuadrcula"/>
         <w:tblW w:w="0" w:type="auto"/>
         <w:tblInd w:w="279" w:type="dxa"/>
         <w:tblLook w:val="04A0" w:firstRow="1" w:lastRow="0" w:firstColumn="1" w:lastColumn="0" w:noHBand="0" w:noVBand="1"/>
@@ -633,6 +622,9 @@
         </w:tc>
       </w:tr>
       <w:tr>
+        <w:trPr>
+          <w:trHeight w:val="515"/>
+        </w:trPr>
         <w:tc>
           <w:tcPr>
             <w:tcW w:w="2126" w:type="dxa"/>
@@ -641,7 +633,6 @@
           </w:tcPr>
           <w:p>
             <w:pPr>
-              <w:spacing w:before="120" w:after="120"/>
               <w:jc w:val="center"/>
               <w:rPr>
                 <w:rFonts w:ascii="Arial" w:hAnsi="Arial" w:cs="Arial"/>
@@ -670,7 +661,6 @@
           </w:tcPr>
           <w:p>
             <w:pPr>
-              <w:spacing w:before="120" w:after="120"/>
               <w:jc w:val="center"/>
               <w:rPr>
                 <w:rFonts w:ascii="Arial" w:hAnsi="Arial" w:cs="Arial"/>
@@ -695,7 +685,6 @@
           </w:tcPr>
           <w:p>
             <w:pPr>
-              <w:spacing w:before="120" w:after="120"/>
               <w:jc w:val="center"/>
               <w:rPr>
                 <w:rFonts w:ascii="Arial" w:hAnsi="Arial" w:cs="Arial"/>
@@ -728,7 +717,6 @@
           </w:tcPr>
           <w:p>
             <w:pPr>
-              <w:spacing w:before="120" w:after="120"/>
               <w:jc w:val="center"/>
               <w:rPr>
                 <w:rFonts w:ascii="Arial" w:hAnsi="Arial" w:cs="Arial"/>
@@ -753,7 +741,6 @@
           </w:tcPr>
           <w:p>
             <w:pPr>
-              <w:spacing w:before="120" w:after="120"/>
               <w:jc w:val="center"/>
               <w:rPr>
                 <w:rFonts w:ascii="Arial" w:hAnsi="Arial" w:cs="Arial"/>
@@ -781,6 +768,9 @@
         </w:tc>
       </w:tr>
       <w:tr>
+        <w:trPr>
+          <w:trHeight w:val="410"/>
+        </w:trPr>
         <w:tc>
           <w:tcPr>
             <w:tcW w:w="2126" w:type="dxa"/>
@@ -789,7 +779,6 @@
           </w:tcPr>
           <w:p>
             <w:pPr>
-              <w:spacing w:before="120" w:after="120"/>
               <w:jc w:val="center"/>
               <w:rPr>
                 <w:rFonts w:ascii="Arial" w:hAnsi="Arial" w:cs="Arial"/>
@@ -818,7 +807,6 @@
           </w:tcPr>
           <w:p>
             <w:pPr>
-              <w:spacing w:before="120" w:after="120"/>
               <w:jc w:val="center"/>
               <w:rPr>
                 <w:rFonts w:ascii="Arial" w:hAnsi="Arial" w:cs="Arial"/>
@@ -851,7 +839,6 @@
           </w:tcPr>
           <w:p>
             <w:pPr>
-              <w:spacing w:before="120" w:after="120"/>
               <w:jc w:val="center"/>
               <w:rPr>
                 <w:rFonts w:ascii="Arial" w:hAnsi="Arial" w:cs="Arial"/>
@@ -900,7 +887,6 @@
           </w:tcPr>
           <w:p>
             <w:pPr>
-              <w:spacing w:before="120" w:after="120"/>
               <w:jc w:val="center"/>
               <w:rPr>
                 <w:rFonts w:ascii="Arial" w:hAnsi="Arial" w:cs="Arial"/>
@@ -925,7 +911,6 @@
           </w:tcPr>
           <w:p>
             <w:pPr>
-              <w:spacing w:before="120" w:after="120"/>
               <w:jc w:val="center"/>
               <w:rPr>
                 <w:rFonts w:ascii="Arial" w:hAnsi="Arial" w:cs="Arial"/>
@@ -953,6 +938,9 @@
         </w:tc>
       </w:tr>
       <w:tr>
+        <w:trPr>
+          <w:trHeight w:val="558"/>
+        </w:trPr>
         <w:tc>
           <w:tcPr>
             <w:tcW w:w="2126" w:type="dxa"/>
@@ -961,7 +949,6 @@
           </w:tcPr>
           <w:p>
             <w:pPr>
-              <w:spacing w:before="120" w:after="120"/>
               <w:jc w:val="center"/>
               <w:rPr>
                 <w:rFonts w:ascii="Arial" w:hAnsi="Arial" w:cs="Arial"/>
@@ -988,7 +975,6 @@
           </w:tcPr>
           <w:p>
             <w:pPr>
-              <w:spacing w:before="120" w:after="120"/>
               <w:jc w:val="center"/>
               <w:rPr>
                 <w:rFonts w:ascii="Arial" w:hAnsi="Arial" w:cs="Arial"/>
@@ -1013,7 +999,6 @@
           </w:tcPr>
           <w:p>
             <w:pPr>
-              <w:spacing w:before="120" w:after="120"/>
               <w:jc w:val="center"/>
               <w:rPr>
                 <w:rFonts w:ascii="Arial" w:hAnsi="Arial" w:cs="Arial"/>
@@ -1038,7 +1023,6 @@
           </w:tcPr>
           <w:p>
             <w:pPr>
-              <w:spacing w:before="120" w:after="120"/>
               <w:jc w:val="center"/>
               <w:rPr>
                 <w:rFonts w:ascii="Arial" w:hAnsi="Arial" w:cs="Arial"/>
@@ -1055,7 +1039,6 @@
           </w:tcPr>
           <w:p>
             <w:pPr>
-              <w:spacing w:before="120" w:after="120"/>
               <w:jc w:val="center"/>
               <w:rPr>
                 <w:rFonts w:ascii="Arial" w:hAnsi="Arial" w:cs="Arial"/>
@@ -1148,7 +1131,7 @@
                                           <pic:cNvPicPr/>
                                         </pic:nvPicPr>
                                         <pic:blipFill>
-                                          <a:blip r:embed="rId7"/>
+                                          <a:blip r:embed="rId6"/>
                                           <a:stretch>
                                             <a:fillRect/>
                                           </a:stretch>
@@ -1188,11 +1171,7 @@
           </mc:Choice>
           <mc:Fallback>
             <w:pict>
-              <v:shapetype w14:anchorId="1CF2D044" id="_x0000_t202" coordsize="21600,21600" o:spt="202" path="m,l,21600r21600,l21600,xe">
-                <v:stroke joinstyle="miter"/>
-                <v:path gradientshapeok="t" o:connecttype="rect"/>
-              </v:shapetype>
-              <v:shape id="_x0000_s1027" type="#_x0000_t202" style="position:absolute;left:0;text-align:left;margin-left:487.3pt;margin-top:46.2pt;width:538.5pt;height:305.25pt;z-index:251693056;visibility:visible;mso-wrap-style:square;mso-width-percent:0;mso-height-percent:0;mso-wrap-distance-left:9pt;mso-wrap-distance-top:3.6pt;mso-wrap-distance-right:9pt;mso-wrap-distance-bottom:3.6pt;mso-position-horizontal:right;mso-position-horizontal-relative:margin;mso-position-vertical:absolute;mso-position-vertical-relative:text;mso-width-percent:0;mso-height-percent:0;mso-width-relative:margin;mso-height-relative:margin;v-text-anchor:top" o:gfxdata="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">
+              <v:shape w14:anchorId="1CF2D044" id="_x0000_s1027" type="#_x0000_t202" style="position:absolute;left:0;text-align:left;margin-left:487.3pt;margin-top:46.2pt;width:538.5pt;height:305.25pt;z-index:251693056;visibility:visible;mso-wrap-style:square;mso-width-percent:0;mso-height-percent:0;mso-wrap-distance-left:9pt;mso-wrap-distance-top:3.6pt;mso-wrap-distance-right:9pt;mso-wrap-distance-bottom:3.6pt;mso-position-horizontal:right;mso-position-horizontal-relative:margin;mso-position-vertical:absolute;mso-position-vertical-relative:text;mso-width-percent:0;mso-height-percent:0;mso-width-relative:margin;mso-height-relative:margin;v-text-anchor:top" o:gfxdata="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">
                 <v:textbox>
                   <w:txbxContent>
                     <w:p>
@@ -1216,7 +1195,7 @@
                                     <pic:cNvPicPr/>
                                   </pic:nvPicPr>
                                   <pic:blipFill>
-                                    <a:blip r:embed="rId7"/>
+                                    <a:blip r:embed="rId6"/>
                                     <a:stretch>
                                       <a:fillRect/>
                                     </a:stretch>
@@ -1312,7 +1291,7 @@
     </w:p>
     <w:p>
       <w:pPr>
-        <w:pStyle w:val="Heading4"/>
+        <w:pStyle w:val="Ttulo4"/>
         <w:shd w:val="clear" w:color="auto" w:fill="FFFFFF"/>
         <w:spacing w:after="120" w:line="300" w:lineRule="exact"/>
         <w:jc w:val="both"/>
@@ -1327,7 +1306,7 @@
     <w:p/>
     <w:p>
       <w:pPr>
-        <w:pStyle w:val="Heading4"/>
+        <w:pStyle w:val="Ttulo4"/>
         <w:shd w:val="clear" w:color="auto" w:fill="FFFFFF"/>
         <w:spacing w:after="120" w:line="300" w:lineRule="exact"/>
         <w:jc w:val="both"/>
@@ -1342,7 +1321,7 @@
     <w:p/>
     <w:p>
       <w:pPr>
-        <w:pStyle w:val="Heading4"/>
+        <w:pStyle w:val="Ttulo4"/>
         <w:shd w:val="clear" w:color="auto" w:fill="FFFFFF"/>
         <w:spacing w:after="120" w:line="400" w:lineRule="exact"/>
         <w:jc w:val="both"/>
@@ -1365,7 +1344,7 @@
     </w:p>
     <w:p>
       <w:pPr>
-        <w:pStyle w:val="Heading4"/>
+        <w:pStyle w:val="Ttulo4"/>
         <w:shd w:val="clear" w:color="auto" w:fill="FFFFFF"/>
         <w:spacing w:after="120" w:line="400" w:lineRule="exact"/>
         <w:jc w:val="both"/>
@@ -1448,7 +1427,7 @@
     </w:p>
     <w:p>
       <w:pPr>
-        <w:pStyle w:val="Heading4"/>
+        <w:pStyle w:val="Ttulo4"/>
         <w:shd w:val="clear" w:color="auto" w:fill="FFFFFF"/>
         <w:spacing w:after="120" w:line="400" w:lineRule="exact"/>
         <w:jc w:val="both"/>
@@ -1544,9 +1523,8 @@
           <w:iCs w:val="0"/>
           <w:color w:val="auto"/>
         </w:rPr>
-        <w:t xml:space="preserve"> contiene la estructura de la sintaxis a seguir para realizar la configuración de las </w:t>
-      </w:r>
-      <w:proofErr w:type="spellStart"/>
+        <w:t xml:space="preserve"> contiene la estructura de la sintaxis a seguir para realizar la configuración de las VLANs en los switches y de las subinterfaces en los r</w:t>
+      </w:r>
       <w:r>
         <w:rPr>
           <w:rFonts w:ascii="Arial" w:eastAsia="Times New Roman" w:hAnsi="Arial" w:cs="Arial"/>
@@ -1554,9 +1532,8 @@
           <w:iCs w:val="0"/>
           <w:color w:val="auto"/>
         </w:rPr>
-        <w:t>VLANs</w:t>
-      </w:r>
-      <w:proofErr w:type="spellEnd"/>
+        <w:t>uteadores</w:t>
+      </w:r>
       <w:r>
         <w:rPr>
           <w:rFonts w:ascii="Arial" w:eastAsia="Times New Roman" w:hAnsi="Arial" w:cs="Arial"/>
@@ -1564,30 +1541,12 @@
           <w:iCs w:val="0"/>
           <w:color w:val="auto"/>
         </w:rPr>
-        <w:t xml:space="preserve"> en los switches y de las subinterfaces en los r</w:t>
-      </w:r>
-      <w:r>
-        <w:rPr>
-          <w:rFonts w:ascii="Arial" w:eastAsia="Times New Roman" w:hAnsi="Arial" w:cs="Arial"/>
-          <w:i w:val="0"/>
-          <w:iCs w:val="0"/>
-          <w:color w:val="auto"/>
-        </w:rPr>
-        <w:t>uteadores</w:t>
-      </w:r>
-      <w:r>
-        <w:rPr>
-          <w:rFonts w:ascii="Arial" w:eastAsia="Times New Roman" w:hAnsi="Arial" w:cs="Arial"/>
-          <w:i w:val="0"/>
-          <w:iCs w:val="0"/>
-          <w:color w:val="auto"/>
-        </w:rPr>
         <w:t>.</w:t>
       </w:r>
     </w:p>
     <w:p>
       <w:pPr>
-        <w:pStyle w:val="Heading4"/>
+        <w:pStyle w:val="Ttulo4"/>
         <w:shd w:val="clear" w:color="auto" w:fill="FFFFFF" w:themeFill="background1"/>
         <w:spacing w:before="0" w:after="120" w:line="400" w:lineRule="exact"/>
         <w:jc w:val="both"/>
@@ -1690,25 +1649,7 @@
           <w:color w:val="0D0D0D" w:themeColor="text1" w:themeTint="F2"/>
           <w:shd w:val="clear" w:color="auto" w:fill="FFFFFF"/>
         </w:rPr>
-        <w:t xml:space="preserve"> los dispositivos de las </w:t>
-      </w:r>
-      <w:proofErr w:type="spellStart"/>
-      <w:r>
-        <w:rPr>
-          <w:rFonts w:ascii="Helvetica" w:hAnsi="Helvetica" w:cs="Helvetica"/>
-          <w:color w:val="0D0D0D" w:themeColor="text1" w:themeTint="F2"/>
-          <w:shd w:val="clear" w:color="auto" w:fill="FFFFFF"/>
-        </w:rPr>
-        <w:t>VLANs</w:t>
-      </w:r>
-      <w:proofErr w:type="spellEnd"/>
-      <w:r>
-        <w:rPr>
-          <w:rFonts w:ascii="Helvetica" w:hAnsi="Helvetica" w:cs="Helvetica"/>
-          <w:color w:val="0D0D0D" w:themeColor="text1" w:themeTint="F2"/>
-          <w:shd w:val="clear" w:color="auto" w:fill="FFFFFF"/>
-        </w:rPr>
-        <w:t xml:space="preserve"> y </w:t>
+        <w:t xml:space="preserve"> los dispositivos de las VLANs y </w:t>
       </w:r>
       <w:r>
         <w:rPr>
@@ -1803,7 +1744,7 @@
                 <w:b/>
                 <w:color w:val="000000"/>
               </w:rPr>
-              <w:t>From</w:t>
+              <w:t>Desde</w:t>
             </w:r>
           </w:p>
         </w:tc>
@@ -1822,16 +1763,14 @@
                 <w:color w:val="000000"/>
               </w:rPr>
             </w:pPr>
-            <w:proofErr w:type="spellStart"/>
             <w:r>
               <w:rPr>
                 <w:rFonts w:ascii="Arial" w:hAnsi="Arial" w:cs="Arial"/>
                 <w:b/>
                 <w:color w:val="000000"/>
               </w:rPr>
-              <w:t>To</w:t>
+              <w:t>Hacia</w:t>
             </w:r>
-            <w:proofErr w:type="spellEnd"/>
           </w:p>
         </w:tc>
         <w:tc>
@@ -1855,18 +1794,8 @@
                 <w:b/>
                 <w:color w:val="000000"/>
               </w:rPr>
-              <w:t xml:space="preserve">IP </w:t>
+              <w:t>Dirección IP</w:t>
             </w:r>
-            <w:proofErr w:type="spellStart"/>
-            <w:r>
-              <w:rPr>
-                <w:rFonts w:ascii="Arial" w:hAnsi="Arial" w:cs="Arial"/>
-                <w:b/>
-                <w:color w:val="000000"/>
-              </w:rPr>
-              <w:t>Address</w:t>
-            </w:r>
-            <w:proofErr w:type="spellEnd"/>
             <w:r>
               <w:rPr>
                 <w:rFonts w:ascii="Arial" w:hAnsi="Arial" w:cs="Arial"/>
@@ -1875,23 +1804,13 @@
               </w:rPr>
               <w:t xml:space="preserve"> (</w:t>
             </w:r>
-            <w:proofErr w:type="spellStart"/>
             <w:r>
               <w:rPr>
                 <w:rFonts w:ascii="Arial" w:hAnsi="Arial" w:cs="Arial"/>
                 <w:b/>
                 <w:color w:val="000000"/>
               </w:rPr>
-              <w:t>To</w:t>
-            </w:r>
-            <w:proofErr w:type="spellEnd"/>
-            <w:r>
-              <w:rPr>
-                <w:rFonts w:ascii="Arial" w:hAnsi="Arial" w:cs="Arial"/>
-                <w:b/>
-                <w:color w:val="000000"/>
-              </w:rPr>
-              <w:t>)</w:t>
+              <w:t>Hacia)</w:t>
             </w:r>
           </w:p>
         </w:tc>
@@ -1916,59 +1835,13 @@
                 <w:b/>
                 <w:color w:val="000000"/>
               </w:rPr>
-              <w:t xml:space="preserve">Ping </w:t>
-            </w:r>
-            <w:proofErr w:type="spellStart"/>
-            <w:r>
-              <w:rPr>
-                <w:rFonts w:ascii="Arial" w:hAnsi="Arial" w:cs="Arial"/>
-                <w:b/>
-                <w:color w:val="000000"/>
-              </w:rPr>
-              <w:t>results</w:t>
-            </w:r>
-            <w:proofErr w:type="spellEnd"/>
-            <w:r>
-              <w:rPr>
-                <w:rFonts w:ascii="Arial" w:hAnsi="Arial" w:cs="Arial"/>
-                <w:b/>
-                <w:color w:val="000000"/>
-              </w:rPr>
-              <w:t xml:space="preserve"> </w:t>
+              <w:t xml:space="preserve">Ping results </w:t>
             </w:r>
             <w:r>
               <w:rPr>
                 <w:rFonts w:ascii="Arial" w:hAnsi="Arial" w:cs="Arial"/>
               </w:rPr>
-              <w:t>(</w:t>
-            </w:r>
-            <w:proofErr w:type="spellStart"/>
-            <w:r>
-              <w:rPr>
-                <w:rFonts w:ascii="Arial" w:hAnsi="Arial" w:cs="Arial"/>
-              </w:rPr>
-              <w:t>Fail</w:t>
-            </w:r>
-            <w:proofErr w:type="spellEnd"/>
-            <w:r>
-              <w:rPr>
-                <w:rFonts w:ascii="Arial" w:hAnsi="Arial" w:cs="Arial"/>
-              </w:rPr>
-              <w:t xml:space="preserve"> / </w:t>
-            </w:r>
-            <w:proofErr w:type="spellStart"/>
-            <w:r>
-              <w:rPr>
-                <w:rFonts w:ascii="Arial" w:hAnsi="Arial" w:cs="Arial"/>
-              </w:rPr>
-              <w:t>Success</w:t>
-            </w:r>
-            <w:proofErr w:type="spellEnd"/>
-            <w:r>
-              <w:rPr>
-                <w:rFonts w:ascii="Arial" w:hAnsi="Arial" w:cs="Arial"/>
-              </w:rPr>
-              <w:t>)</w:t>
+              <w:t>(Fail / Success)</w:t>
             </w:r>
           </w:p>
         </w:tc>
@@ -2258,7 +2131,7 @@
                 <w:b/>
                 <w:color w:val="000000"/>
               </w:rPr>
-              <w:t>From</w:t>
+              <w:t>Desde</w:t>
             </w:r>
           </w:p>
         </w:tc>
@@ -2277,16 +2150,14 @@
                 <w:color w:val="000000"/>
               </w:rPr>
             </w:pPr>
-            <w:proofErr w:type="spellStart"/>
             <w:r>
               <w:rPr>
                 <w:rFonts w:ascii="Arial" w:hAnsi="Arial" w:cs="Arial"/>
                 <w:b/>
                 <w:color w:val="000000"/>
               </w:rPr>
-              <w:t>To</w:t>
+              <w:t>Hacia</w:t>
             </w:r>
-            <w:proofErr w:type="spellEnd"/>
           </w:p>
         </w:tc>
         <w:tc>
@@ -2310,7 +2181,7 @@
                 <w:b/>
                 <w:color w:val="000000"/>
               </w:rPr>
-              <w:t xml:space="preserve">Dirección </w:t>
+              <w:t>Dirección IP</w:t>
             </w:r>
             <w:r>
               <w:rPr>
@@ -2318,7 +2189,7 @@
                 <w:b/>
                 <w:color w:val="000000"/>
               </w:rPr>
-              <w:t>IP</w:t>
+              <w:t xml:space="preserve"> (</w:t>
             </w:r>
             <w:r>
               <w:rPr>
@@ -2326,33 +2197,7 @@
                 <w:b/>
                 <w:color w:val="000000"/>
               </w:rPr>
-              <w:t xml:space="preserve"> </w:t>
-            </w:r>
-            <w:r>
-              <w:rPr>
-                <w:rFonts w:ascii="Arial" w:hAnsi="Arial" w:cs="Arial"/>
-                <w:b/>
-                <w:color w:val="000000"/>
-              </w:rPr>
-              <w:t>(</w:t>
-            </w:r>
-            <w:proofErr w:type="spellStart"/>
-            <w:r>
-              <w:rPr>
-                <w:rFonts w:ascii="Arial" w:hAnsi="Arial" w:cs="Arial"/>
-                <w:b/>
-                <w:color w:val="000000"/>
-              </w:rPr>
-              <w:t>To</w:t>
-            </w:r>
-            <w:proofErr w:type="spellEnd"/>
-            <w:r>
-              <w:rPr>
-                <w:rFonts w:ascii="Arial" w:hAnsi="Arial" w:cs="Arial"/>
-                <w:b/>
-                <w:color w:val="000000"/>
-              </w:rPr>
-              <w:t>)</w:t>
+              <w:t>Hacia)</w:t>
             </w:r>
           </w:p>
         </w:tc>
@@ -2391,35 +2236,7 @@
               <w:rPr>
                 <w:rFonts w:ascii="Arial" w:hAnsi="Arial" w:cs="Arial"/>
               </w:rPr>
-              <w:t>(</w:t>
-            </w:r>
-            <w:proofErr w:type="spellStart"/>
-            <w:r>
-              <w:rPr>
-                <w:rFonts w:ascii="Arial" w:hAnsi="Arial" w:cs="Arial"/>
-              </w:rPr>
-              <w:t>Fail</w:t>
-            </w:r>
-            <w:proofErr w:type="spellEnd"/>
-            <w:r>
-              <w:rPr>
-                <w:rFonts w:ascii="Arial" w:hAnsi="Arial" w:cs="Arial"/>
-              </w:rPr>
-              <w:t xml:space="preserve"> / </w:t>
-            </w:r>
-            <w:proofErr w:type="spellStart"/>
-            <w:r>
-              <w:rPr>
-                <w:rFonts w:ascii="Arial" w:hAnsi="Arial" w:cs="Arial"/>
-              </w:rPr>
-              <w:t>Success</w:t>
-            </w:r>
-            <w:proofErr w:type="spellEnd"/>
-            <w:r>
-              <w:rPr>
-                <w:rFonts w:ascii="Arial" w:hAnsi="Arial" w:cs="Arial"/>
-              </w:rPr>
-              <w:t>)</w:t>
+              <w:t>(Fail / Success)</w:t>
             </w:r>
           </w:p>
         </w:tc>
@@ -2714,7 +2531,7 @@
                 <w:b/>
                 <w:color w:val="000000"/>
               </w:rPr>
-              <w:t>From</w:t>
+              <w:t>Desde</w:t>
             </w:r>
           </w:p>
         </w:tc>
@@ -2733,16 +2550,14 @@
                 <w:color w:val="000000"/>
               </w:rPr>
             </w:pPr>
-            <w:proofErr w:type="spellStart"/>
             <w:r>
               <w:rPr>
                 <w:rFonts w:ascii="Arial" w:hAnsi="Arial" w:cs="Arial"/>
                 <w:b/>
                 <w:color w:val="000000"/>
               </w:rPr>
-              <w:t>To</w:t>
+              <w:t>Hacia</w:t>
             </w:r>
-            <w:proofErr w:type="spellEnd"/>
           </w:p>
         </w:tc>
         <w:tc>
@@ -2766,7 +2581,7 @@
                 <w:b/>
                 <w:color w:val="000000"/>
               </w:rPr>
-              <w:t xml:space="preserve">Dirección </w:t>
+              <w:t>Dirección IP</w:t>
             </w:r>
             <w:r>
               <w:rPr>
@@ -2774,7 +2589,7 @@
                 <w:b/>
                 <w:color w:val="000000"/>
               </w:rPr>
-              <w:t>IP</w:t>
+              <w:t xml:space="preserve"> (</w:t>
             </w:r>
             <w:r>
               <w:rPr>
@@ -2782,33 +2597,7 @@
                 <w:b/>
                 <w:color w:val="000000"/>
               </w:rPr>
-              <w:t xml:space="preserve"> </w:t>
-            </w:r>
-            <w:r>
-              <w:rPr>
-                <w:rFonts w:ascii="Arial" w:hAnsi="Arial" w:cs="Arial"/>
-                <w:b/>
-                <w:color w:val="000000"/>
-              </w:rPr>
-              <w:t>(</w:t>
-            </w:r>
-            <w:proofErr w:type="spellStart"/>
-            <w:r>
-              <w:rPr>
-                <w:rFonts w:ascii="Arial" w:hAnsi="Arial" w:cs="Arial"/>
-                <w:b/>
-                <w:color w:val="000000"/>
-              </w:rPr>
-              <w:t>To</w:t>
-            </w:r>
-            <w:proofErr w:type="spellEnd"/>
-            <w:r>
-              <w:rPr>
-                <w:rFonts w:ascii="Arial" w:hAnsi="Arial" w:cs="Arial"/>
-                <w:b/>
-                <w:color w:val="000000"/>
-              </w:rPr>
-              <w:t>)</w:t>
+              <w:t>Hacia)</w:t>
             </w:r>
           </w:p>
         </w:tc>
@@ -2847,35 +2636,7 @@
               <w:rPr>
                 <w:rFonts w:ascii="Arial" w:hAnsi="Arial" w:cs="Arial"/>
               </w:rPr>
-              <w:t>(</w:t>
-            </w:r>
-            <w:proofErr w:type="spellStart"/>
-            <w:r>
-              <w:rPr>
-                <w:rFonts w:ascii="Arial" w:hAnsi="Arial" w:cs="Arial"/>
-              </w:rPr>
-              <w:t>Fail</w:t>
-            </w:r>
-            <w:proofErr w:type="spellEnd"/>
-            <w:r>
-              <w:rPr>
-                <w:rFonts w:ascii="Arial" w:hAnsi="Arial" w:cs="Arial"/>
-              </w:rPr>
-              <w:t xml:space="preserve"> / </w:t>
-            </w:r>
-            <w:proofErr w:type="spellStart"/>
-            <w:r>
-              <w:rPr>
-                <w:rFonts w:ascii="Arial" w:hAnsi="Arial" w:cs="Arial"/>
-              </w:rPr>
-              <w:t>Success</w:t>
-            </w:r>
-            <w:proofErr w:type="spellEnd"/>
-            <w:r>
-              <w:rPr>
-                <w:rFonts w:ascii="Arial" w:hAnsi="Arial" w:cs="Arial"/>
-              </w:rPr>
-              <w:t>)</w:t>
+              <w:t>(Fail / Success)</w:t>
             </w:r>
           </w:p>
         </w:tc>
@@ -2934,19 +2695,8 @@
                 <w:bCs/>
                 <w:color w:val="000000"/>
               </w:rPr>
-              <w:t xml:space="preserve">Switch </w:t>
+              <w:t>Switch SPisos</w:t>
             </w:r>
-            <w:proofErr w:type="spellStart"/>
-            <w:r>
-              <w:rPr>
-                <w:rFonts w:ascii="Arial" w:hAnsi="Arial" w:cs="Arial"/>
-                <w:b/>
-                <w:bCs/>
-                <w:color w:val="000000"/>
-              </w:rPr>
-              <w:t>SPisos</w:t>
-            </w:r>
-            <w:proofErr w:type="spellEnd"/>
           </w:p>
         </w:tc>
         <w:tc>
@@ -3030,7 +2780,6 @@
                 <w:color w:val="000000"/>
               </w:rPr>
             </w:pPr>
-            <w:proofErr w:type="spellStart"/>
             <w:r>
               <w:rPr>
                 <w:rFonts w:ascii="Arial" w:hAnsi="Arial" w:cs="Arial"/>
@@ -3038,29 +2787,8 @@
                 <w:bCs/>
                 <w:color w:val="000000"/>
               </w:rPr>
-              <w:t>Router</w:t>
+              <w:t>Router RPisos</w:t>
             </w:r>
-            <w:proofErr w:type="spellEnd"/>
-            <w:r>
-              <w:rPr>
-                <w:rFonts w:ascii="Arial" w:hAnsi="Arial" w:cs="Arial"/>
-                <w:b/>
-                <w:bCs/>
-                <w:color w:val="000000"/>
-              </w:rPr>
-              <w:t xml:space="preserve"> </w:t>
-            </w:r>
-            <w:proofErr w:type="spellStart"/>
-            <w:r>
-              <w:rPr>
-                <w:rFonts w:ascii="Arial" w:hAnsi="Arial" w:cs="Arial"/>
-                <w:b/>
-                <w:bCs/>
-                <w:color w:val="000000"/>
-              </w:rPr>
-              <w:t>RPisos</w:t>
-            </w:r>
-            <w:proofErr w:type="spellEnd"/>
           </w:p>
         </w:tc>
         <w:tc>
@@ -3112,25 +2840,8 @@
           <w:rFonts w:ascii="Arial" w:hAnsi="Arial" w:cs="Arial"/>
           <w:spacing w:val="-1"/>
         </w:rPr>
-        <w:t xml:space="preserve">En el </w:t>
-      </w:r>
-      <w:proofErr w:type="spellStart"/>
-      <w:r>
-        <w:rPr>
-          <w:rFonts w:ascii="Arial" w:hAnsi="Arial" w:cs="Arial"/>
-          <w:spacing w:val="-1"/>
-        </w:rPr>
-        <w:t>router</w:t>
-      </w:r>
-      <w:proofErr w:type="spellEnd"/>
-      <w:r>
-        <w:rPr>
-          <w:rFonts w:ascii="Arial" w:hAnsi="Arial" w:cs="Arial"/>
-          <w:spacing w:val="-1"/>
-        </w:rPr>
-        <w:t xml:space="preserve"> </w:t>
-      </w:r>
-      <w:proofErr w:type="spellStart"/>
+        <w:t xml:space="preserve">En el router </w:t>
+      </w:r>
       <w:r>
         <w:rPr>
           <w:rFonts w:ascii="Arial" w:hAnsi="Arial" w:cs="Arial"/>
@@ -3140,7 +2851,6 @@
         </w:rPr>
         <w:t>RPisos</w:t>
       </w:r>
-      <w:proofErr w:type="spellEnd"/>
       <w:r>
         <w:rPr>
           <w:rFonts w:ascii="Arial" w:hAnsi="Arial" w:cs="Arial"/>
@@ -3151,7 +2861,7 @@
     </w:p>
     <w:p>
       <w:pPr>
-        <w:pStyle w:val="ListParagraph"/>
+        <w:pStyle w:val="Prrafodelista"/>
         <w:widowControl w:val="0"/>
         <w:numPr>
           <w:ilvl w:val="0"/>
@@ -3240,23 +2950,7 @@
           <w:rFonts w:ascii="Arial" w:hAnsi="Arial" w:cs="Arial"/>
           <w:spacing w:val="-1"/>
         </w:rPr>
-        <w:t xml:space="preserve">Excluye la dirección IP del default </w:t>
-      </w:r>
-      <w:proofErr w:type="spellStart"/>
-      <w:r>
-        <w:rPr>
-          <w:rFonts w:ascii="Arial" w:hAnsi="Arial" w:cs="Arial"/>
-          <w:spacing w:val="-1"/>
-        </w:rPr>
-        <w:t>gateway</w:t>
-      </w:r>
-      <w:proofErr w:type="spellEnd"/>
-      <w:r>
-        <w:rPr>
-          <w:rFonts w:ascii="Arial" w:hAnsi="Arial" w:cs="Arial"/>
-          <w:spacing w:val="-1"/>
-        </w:rPr>
-        <w:t xml:space="preserve"> de la </w:t>
+        <w:t xml:space="preserve">Excluye la dirección IP del default gateway de la </w:t>
       </w:r>
       <w:r>
         <w:rPr>
@@ -3287,7 +2981,7 @@
     </w:p>
     <w:p>
       <w:pPr>
-        <w:pStyle w:val="ListParagraph"/>
+        <w:pStyle w:val="Prrafodelista"/>
         <w:widowControl w:val="0"/>
         <w:numPr>
           <w:ilvl w:val="0"/>
@@ -3368,23 +3062,7 @@
           <w:rFonts w:ascii="Arial" w:hAnsi="Arial" w:cs="Arial"/>
           <w:spacing w:val="-1"/>
         </w:rPr>
-        <w:t xml:space="preserve">Excluye la dirección IP del default </w:t>
-      </w:r>
-      <w:proofErr w:type="spellStart"/>
-      <w:r>
-        <w:rPr>
-          <w:rFonts w:ascii="Arial" w:hAnsi="Arial" w:cs="Arial"/>
-          <w:spacing w:val="-1"/>
-        </w:rPr>
-        <w:t>gateway</w:t>
-      </w:r>
-      <w:proofErr w:type="spellEnd"/>
-      <w:r>
-        <w:rPr>
-          <w:rFonts w:ascii="Arial" w:hAnsi="Arial" w:cs="Arial"/>
-          <w:spacing w:val="-1"/>
-        </w:rPr>
-        <w:t xml:space="preserve"> de la </w:t>
+        <w:t xml:space="preserve">Excluye la dirección IP del default gateway de la </w:t>
       </w:r>
       <w:r>
         <w:rPr>
@@ -3421,7 +3099,7 @@
     </w:p>
     <w:p>
       <w:pPr>
-        <w:pStyle w:val="ListParagraph"/>
+        <w:pStyle w:val="Prrafodelista"/>
         <w:numPr>
           <w:ilvl w:val="0"/>
           <w:numId w:val="20"/>
@@ -3457,7 +3135,6 @@
         </w:rPr>
         <w:t xml:space="preserve"> en todos los equipos terminales de las </w:t>
       </w:r>
-      <w:proofErr w:type="spellStart"/>
       <w:r>
         <w:rPr>
           <w:rFonts w:ascii="Arial" w:hAnsi="Arial" w:cs="Arial"/>
@@ -3472,7 +3149,6 @@
         </w:rPr>
         <w:t>s</w:t>
       </w:r>
-      <w:proofErr w:type="spellEnd"/>
       <w:r>
         <w:rPr>
           <w:rFonts w:ascii="Arial" w:hAnsi="Arial" w:cs="Arial"/>
@@ -6248,7 +5924,7 @@
       <w:lang w:val="es-ES" w:eastAsia="es-ES"/>
     </w:rPr>
   </w:style>
-  <w:style w:type="paragraph" w:styleId="Heading1">
+  <w:style w:type="paragraph" w:styleId="Ttulo1">
     <w:name w:val="heading 1"/>
     <w:basedOn w:val="Normal"/>
     <w:next w:val="Normal"/>
@@ -6264,11 +5940,11 @@
       <w:sz w:val="24"/>
     </w:rPr>
   </w:style>
-  <w:style w:type="paragraph" w:styleId="Heading4">
+  <w:style w:type="paragraph" w:styleId="Ttulo4">
     <w:name w:val="heading 4"/>
     <w:basedOn w:val="Normal"/>
     <w:next w:val="Normal"/>
-    <w:link w:val="Heading4Char"/>
+    <w:link w:val="Ttulo4Car"/>
     <w:uiPriority w:val="9"/>
     <w:unhideWhenUsed/>
     <w:qFormat/>
@@ -6286,13 +5962,13 @@
       <w:color w:val="2E74B5" w:themeColor="accent1" w:themeShade="BF"/>
     </w:rPr>
   </w:style>
-  <w:style w:type="character" w:default="1" w:styleId="DefaultParagraphFont">
+  <w:style w:type="character" w:default="1" w:styleId="Fuentedeprrafopredeter">
     <w:name w:val="Default Paragraph Font"/>
     <w:uiPriority w:val="1"/>
     <w:semiHidden/>
     <w:unhideWhenUsed/>
   </w:style>
-  <w:style w:type="table" w:default="1" w:styleId="TableNormal">
+  <w:style w:type="table" w:default="1" w:styleId="Tablanormal">
     <w:name w:val="Normal Table"/>
     <w:uiPriority w:val="99"/>
     <w:semiHidden/>
@@ -6307,37 +5983,37 @@
       </w:tblCellMar>
     </w:tblPr>
   </w:style>
-  <w:style w:type="numbering" w:default="1" w:styleId="NoList">
+  <w:style w:type="numbering" w:default="1" w:styleId="Sinlista">
     <w:name w:val="No List"/>
     <w:uiPriority w:val="99"/>
     <w:semiHidden/>
     <w:unhideWhenUsed/>
   </w:style>
-  <w:style w:type="character" w:styleId="Hyperlink">
+  <w:style w:type="character" w:styleId="Hipervnculo">
     <w:name w:val="Hyperlink"/>
     <w:rPr>
       <w:color w:val="0000FF"/>
       <w:u w:val="single"/>
     </w:rPr>
   </w:style>
-  <w:style w:type="paragraph" w:styleId="BodyText">
+  <w:style w:type="paragraph" w:styleId="Textoindependiente">
     <w:name w:val="Body Text"/>
     <w:basedOn w:val="Normal"/>
     <w:rPr>
       <w:color w:val="0000FF"/>
     </w:rPr>
   </w:style>
-  <w:style w:type="character" w:styleId="FollowedHyperlink">
+  <w:style w:type="character" w:styleId="Hipervnculovisitado">
     <w:name w:val="FollowedHyperlink"/>
     <w:rPr>
       <w:color w:val="800080"/>
       <w:u w:val="single"/>
     </w:rPr>
   </w:style>
-  <w:style w:type="paragraph" w:styleId="BalloonText">
+  <w:style w:type="paragraph" w:styleId="Textodeglobo">
     <w:name w:val="Balloon Text"/>
     <w:basedOn w:val="Normal"/>
-    <w:link w:val="BalloonTextChar"/>
+    <w:link w:val="TextodegloboCar"/>
     <w:uiPriority w:val="99"/>
     <w:semiHidden/>
     <w:unhideWhenUsed/>
@@ -6348,9 +6024,9 @@
       <w:szCs w:val="16"/>
     </w:rPr>
   </w:style>
-  <w:style w:type="character" w:customStyle="1" w:styleId="BalloonTextChar">
-    <w:name w:val="Balloon Text Char"/>
-    <w:link w:val="BalloonText"/>
+  <w:style w:type="character" w:customStyle="1" w:styleId="TextodegloboCar">
+    <w:name w:val="Texto de globo Car"/>
+    <w:link w:val="Textodeglobo"/>
     <w:uiPriority w:val="99"/>
     <w:semiHidden/>
     <w:rsid w:val="00D079ED"/>
@@ -6361,10 +6037,10 @@
       <w:lang w:val="es-ES" w:eastAsia="es-ES"/>
     </w:rPr>
   </w:style>
-  <w:style w:type="character" w:customStyle="1" w:styleId="Heading4Char">
-    <w:name w:val="Heading 4 Char"/>
-    <w:basedOn w:val="DefaultParagraphFont"/>
-    <w:link w:val="Heading4"/>
+  <w:style w:type="character" w:customStyle="1" w:styleId="Ttulo4Car">
+    <w:name w:val="Título 4 Car"/>
+    <w:basedOn w:val="Fuentedeprrafopredeter"/>
+    <w:link w:val="Ttulo4"/>
     <w:uiPriority w:val="9"/>
     <w:rsid w:val="00CA2AB1"/>
     <w:rPr>
@@ -6375,9 +6051,9 @@
       <w:lang w:val="es-ES" w:eastAsia="es-ES"/>
     </w:rPr>
   </w:style>
-  <w:style w:type="table" w:styleId="TableGrid">
+  <w:style w:type="table" w:styleId="Tablaconcuadrcula">
     <w:name w:val="Table Grid"/>
-    <w:basedOn w:val="TableNormal"/>
+    <w:basedOn w:val="Tablanormal"/>
     <w:uiPriority w:val="39"/>
     <w:rsid w:val="00E03363"/>
     <w:rPr>
@@ -6452,7 +6128,7 @@
       <w:lang w:val="en-US" w:eastAsia="en-US"/>
     </w:rPr>
   </w:style>
-  <w:style w:type="paragraph" w:styleId="ListParagraph">
+  <w:style w:type="paragraph" w:styleId="Prrafodelista">
     <w:name w:val="List Paragraph"/>
     <w:basedOn w:val="Normal"/>
     <w:uiPriority w:val="1"/>
@@ -6466,7 +6142,7 @@
   <w:style w:type="paragraph" w:customStyle="1" w:styleId="Task">
     <w:name w:val="Task"/>
     <w:basedOn w:val="Normal"/>
-    <w:next w:val="BodyText"/>
+    <w:next w:val="Textoindependiente"/>
     <w:rsid w:val="00244F6E"/>
     <w:pPr>
       <w:keepNext/>
@@ -6496,9 +6172,9 @@
       <w:lang w:val="en-US" w:eastAsia="en-US"/>
     </w:rPr>
   </w:style>
-  <w:style w:type="character" w:styleId="Strong">
+  <w:style w:type="character" w:styleId="Fuerte">
     <w:name w:val="Strong"/>
-    <w:basedOn w:val="DefaultParagraphFont"/>
+    <w:basedOn w:val="Fuentedeprrafopredeter"/>
     <w:uiPriority w:val="22"/>
     <w:qFormat/>
     <w:rsid w:val="00233174"/>
@@ -6524,7 +6200,7 @@
   </w:style>
   <w:style w:type="character" w:customStyle="1" w:styleId="instructurefileholder">
     <w:name w:val="instructure_file_holder"/>
-    <w:basedOn w:val="DefaultParagraphFont"/>
+    <w:basedOn w:val="Fuentedeprrafopredeter"/>
     <w:rsid w:val="00233174"/>
   </w:style>
   <w:style w:type="table" w:customStyle="1" w:styleId="TableNormal1">

--- a/Calendario2026/Ejercicios/11_VLANs/Ejercicio11_VLANs.docx
+++ b/Calendario2026/Ejercicios/11_VLANs/Ejercicio11_VLANs.docx
@@ -172,7 +172,7 @@
                                     </pic:cNvPicPr>
                                   </pic:nvPicPr>
                                   <pic:blipFill>
-                                    <a:blip r:embed="rId5">
+                                    <a:blip r:embed="rId6">
                                       <a:extLst>
                                         <a:ext uri="{28A0092B-C50C-407E-A947-70E740481C1C}">
                                           <a14:useLocalDpi xmlns:a14="http://schemas.microsoft.com/office/drawing/2010/main" val="0"/>
@@ -300,8 +300,19 @@
           <w:sz w:val="28"/>
           <w:szCs w:val="28"/>
         </w:rPr>
-        <w:t>básica de VLANs</w:t>
-      </w:r>
+        <w:t xml:space="preserve">básica de </w:t>
+      </w:r>
+      <w:proofErr w:type="spellStart"/>
+      <w:r>
+        <w:rPr>
+          <w:rFonts w:ascii="Arial" w:hAnsi="Arial" w:cs="Arial"/>
+          <w:b/>
+          <w:sz w:val="28"/>
+          <w:szCs w:val="28"/>
+        </w:rPr>
+        <w:t>VLANs</w:t>
+      </w:r>
+      <w:proofErr w:type="spellEnd"/>
     </w:p>
     <w:p>
       <w:pPr>
@@ -988,7 +999,7 @@
                 <w:sz w:val="20"/>
                 <w:szCs w:val="20"/>
               </w:rPr>
-              <w:t>1</w:t>
+              <w:t>99</w:t>
             </w:r>
           </w:p>
         </w:tc>
@@ -1067,16 +1078,16 @@
         <mc:AlternateContent>
           <mc:Choice Requires="wps">
             <w:drawing>
-              <wp:anchor distT="45720" distB="45720" distL="114300" distR="114300" simplePos="0" relativeHeight="251693056" behindDoc="0" locked="0" layoutInCell="1" allowOverlap="1" wp14:anchorId="1CF2D044" wp14:editId="31CED57B">
+              <wp:anchor distT="45720" distB="45720" distL="114300" distR="114300" simplePos="0" relativeHeight="251693056" behindDoc="0" locked="0" layoutInCell="1" allowOverlap="1" wp14:anchorId="1CF2D044" wp14:editId="4068E6F1">
                 <wp:simplePos x="0" y="0"/>
                 <wp:positionH relativeFrom="margin">
-                  <wp:align>right</wp:align>
+                  <wp:align>left</wp:align>
                 </wp:positionH>
                 <wp:positionV relativeFrom="paragraph">
-                  <wp:posOffset>586740</wp:posOffset>
+                  <wp:posOffset>589915</wp:posOffset>
                 </wp:positionV>
-                <wp:extent cx="6838950" cy="3876675"/>
-                <wp:effectExtent l="0" t="0" r="19050" b="28575"/>
+                <wp:extent cx="6953885" cy="4052570"/>
+                <wp:effectExtent l="0" t="0" r="18415" b="24130"/>
                 <wp:wrapSquare wrapText="bothSides"/>
                 <wp:docPr id="9" name="Cuadro de texto 2"/>
                 <wp:cNvGraphicFramePr>
@@ -1091,7 +1102,7 @@
                       <wps:spPr bwMode="auto">
                         <a:xfrm>
                           <a:off x="0" y="0"/>
-                          <a:ext cx="6838950" cy="3876675"/>
+                          <a:ext cx="6953885" cy="4052570"/>
                         </a:xfrm>
                         <a:prstGeom prst="rect">
                           <a:avLst/>
@@ -1111,15 +1122,18 @@
                       <wps:txbx>
                         <w:txbxContent>
                           <w:p>
+                            <w:pPr>
+                              <w:jc w:val="center"/>
+                            </w:pPr>
                             <w:r>
                               <w:rPr>
                                 <w:noProof/>
                               </w:rPr>
                               <w:drawing>
-                                <wp:inline distT="0" distB="0" distL="0" distR="0" wp14:anchorId="2999246E" wp14:editId="74147D7D">
-                                  <wp:extent cx="6359525" cy="3776345"/>
-                                  <wp:effectExtent l="0" t="0" r="3175" b="0"/>
-                                  <wp:docPr id="187051579" name="Picture 1" descr="A diagram of a computer network&#10;&#10;AI-generated content may be incorrect."/>
+                                <wp:inline distT="0" distB="0" distL="0" distR="0" wp14:anchorId="40F1AB54" wp14:editId="72A24468">
+                                  <wp:extent cx="6615289" cy="3868731"/>
+                                  <wp:effectExtent l="0" t="0" r="0" b="0"/>
+                                  <wp:docPr id="5408965" name="Imagen 1"/>
                                   <wp:cNvGraphicFramePr>
                                     <a:graphicFrameLocks xmlns:a="http://schemas.openxmlformats.org/drawingml/2006/main" noChangeAspect="1"/>
                                   </wp:cNvGraphicFramePr>
@@ -1127,11 +1141,11 @@
                                     <a:graphicData uri="http://schemas.openxmlformats.org/drawingml/2006/picture">
                                       <pic:pic xmlns:pic="http://schemas.openxmlformats.org/drawingml/2006/picture">
                                         <pic:nvPicPr>
-                                          <pic:cNvPr id="187051579" name="Picture 1" descr="A diagram of a computer network&#10;&#10;AI-generated content may be incorrect."/>
+                                          <pic:cNvPr id="5408965" name=""/>
                                           <pic:cNvPicPr/>
                                         </pic:nvPicPr>
                                         <pic:blipFill>
-                                          <a:blip r:embed="rId6"/>
+                                          <a:blip r:embed="rId7"/>
                                           <a:stretch>
                                             <a:fillRect/>
                                           </a:stretch>
@@ -1139,7 +1153,7 @@
                                         <pic:spPr>
                                           <a:xfrm>
                                             <a:off x="0" y="0"/>
-                                            <a:ext cx="6359525" cy="3776345"/>
+                                            <a:ext cx="6617632" cy="3870101"/>
                                           </a:xfrm>
                                           <a:prstGeom prst="rect">
                                             <a:avLst/>
@@ -1171,19 +1185,26 @@
           </mc:Choice>
           <mc:Fallback>
             <w:pict>
-              <v:shape w14:anchorId="1CF2D044" id="_x0000_s1027" type="#_x0000_t202" style="position:absolute;left:0;text-align:left;margin-left:487.3pt;margin-top:46.2pt;width:538.5pt;height:305.25pt;z-index:251693056;visibility:visible;mso-wrap-style:square;mso-width-percent:0;mso-height-percent:0;mso-wrap-distance-left:9pt;mso-wrap-distance-top:3.6pt;mso-wrap-distance-right:9pt;mso-wrap-distance-bottom:3.6pt;mso-position-horizontal:right;mso-position-horizontal-relative:margin;mso-position-vertical:absolute;mso-position-vertical-relative:text;mso-width-percent:0;mso-height-percent:0;mso-width-relative:margin;mso-height-relative:margin;v-text-anchor:top" o:gfxdata="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">
+              <v:shapetype w14:anchorId="1CF2D044" id="_x0000_t202" coordsize="21600,21600" o:spt="202" path="m,l,21600r21600,l21600,xe">
+                <v:stroke joinstyle="miter"/>
+                <v:path gradientshapeok="t" o:connecttype="rect"/>
+              </v:shapetype>
+              <v:shape id="_x0000_s1027" type="#_x0000_t202" style="position:absolute;left:0;text-align:left;margin-left:0;margin-top:46.45pt;width:547.55pt;height:319.1pt;z-index:251693056;visibility:visible;mso-wrap-style:square;mso-width-percent:0;mso-height-percent:0;mso-wrap-distance-left:9pt;mso-wrap-distance-top:3.6pt;mso-wrap-distance-right:9pt;mso-wrap-distance-bottom:3.6pt;mso-position-horizontal:left;mso-position-horizontal-relative:margin;mso-position-vertical:absolute;mso-position-vertical-relative:text;mso-width-percent:0;mso-height-percent:0;mso-width-relative:margin;mso-height-relative:margin;v-text-anchor:top" o:gfxdata="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">
                 <v:textbox>
                   <w:txbxContent>
                     <w:p>
+                      <w:pPr>
+                        <w:jc w:val="center"/>
+                      </w:pPr>
                       <w:r>
                         <w:rPr>
                           <w:noProof/>
                         </w:rPr>
                         <w:drawing>
-                          <wp:inline distT="0" distB="0" distL="0" distR="0" wp14:anchorId="2999246E" wp14:editId="74147D7D">
-                            <wp:extent cx="6359525" cy="3776345"/>
-                            <wp:effectExtent l="0" t="0" r="3175" b="0"/>
-                            <wp:docPr id="187051579" name="Picture 1" descr="A diagram of a computer network&#10;&#10;AI-generated content may be incorrect."/>
+                          <wp:inline distT="0" distB="0" distL="0" distR="0" wp14:anchorId="40F1AB54" wp14:editId="72A24468">
+                            <wp:extent cx="6615289" cy="3868731"/>
+                            <wp:effectExtent l="0" t="0" r="0" b="0"/>
+                            <wp:docPr id="5408965" name="Imagen 1"/>
                             <wp:cNvGraphicFramePr>
                               <a:graphicFrameLocks xmlns:a="http://schemas.openxmlformats.org/drawingml/2006/main" noChangeAspect="1"/>
                             </wp:cNvGraphicFramePr>
@@ -1191,11 +1212,11 @@
                               <a:graphicData uri="http://schemas.openxmlformats.org/drawingml/2006/picture">
                                 <pic:pic xmlns:pic="http://schemas.openxmlformats.org/drawingml/2006/picture">
                                   <pic:nvPicPr>
-                                    <pic:cNvPr id="187051579" name="Picture 1" descr="A diagram of a computer network&#10;&#10;AI-generated content may be incorrect."/>
+                                    <pic:cNvPr id="5408965" name=""/>
                                     <pic:cNvPicPr/>
                                   </pic:nvPicPr>
                                   <pic:blipFill>
-                                    <a:blip r:embed="rId6"/>
+                                    <a:blip r:embed="rId7"/>
                                     <a:stretch>
                                       <a:fillRect/>
                                     </a:stretch>
@@ -1203,7 +1224,7 @@
                                   <pic:spPr>
                                     <a:xfrm>
                                       <a:off x="0" y="0"/>
-                                      <a:ext cx="6359525" cy="3776345"/>
+                                      <a:ext cx="6617632" cy="3870101"/>
                                     </a:xfrm>
                                     <a:prstGeom prst="rect">
                                       <a:avLst/>
@@ -1306,9 +1327,258 @@
     <w:p/>
     <w:p>
       <w:pPr>
+        <w:spacing w:line="340" w:lineRule="exact"/>
+        <w:jc w:val="both"/>
+        <w:rPr>
+          <w:rFonts w:ascii="Arial" w:eastAsia="Arial Narrow" w:hAnsi="Arial" w:cs="Arial"/>
+          <w:color w:val="2C3A45"/>
+          <w:spacing w:val="-2"/>
+        </w:rPr>
+      </w:pPr>
+      <w:r>
+        <w:rPr>
+          <w:rFonts w:ascii="Arial" w:eastAsia="Arial Narrow" w:hAnsi="Arial" w:cs="Arial"/>
+          <w:color w:val="2C3A45"/>
+          <w:spacing w:val="-2"/>
+        </w:rPr>
+        <w:lastRenderedPageBreak/>
+        <w:t>Por def</w:t>
+      </w:r>
+      <w:r>
+        <w:rPr>
+          <w:rFonts w:ascii="Arial" w:eastAsia="Arial Narrow" w:hAnsi="Arial" w:cs="Arial"/>
+          <w:color w:val="2C3A45"/>
+          <w:spacing w:val="-2"/>
+        </w:rPr>
+        <w:t>ault</w:t>
+      </w:r>
+      <w:r>
+        <w:rPr>
+          <w:rFonts w:ascii="Arial" w:eastAsia="Arial Narrow" w:hAnsi="Arial" w:cs="Arial"/>
+          <w:color w:val="2C3A45"/>
+          <w:spacing w:val="-2"/>
+        </w:rPr>
+        <w:t xml:space="preserve">, todos los switches Cisco vienen configurados de fábrica con la </w:t>
+      </w:r>
+      <w:r>
+        <w:rPr>
+          <w:rFonts w:ascii="Arial" w:eastAsia="Arial Narrow" w:hAnsi="Arial" w:cs="Arial"/>
+          <w:b/>
+          <w:bCs/>
+          <w:color w:val="2C3A45"/>
+          <w:spacing w:val="-2"/>
+        </w:rPr>
+        <w:t>VLAN 1</w:t>
+      </w:r>
+      <w:r>
+        <w:rPr>
+          <w:rFonts w:ascii="Arial" w:eastAsia="Arial Narrow" w:hAnsi="Arial" w:cs="Arial"/>
+          <w:color w:val="2C3A45"/>
+          <w:spacing w:val="-2"/>
+        </w:rPr>
+        <w:t xml:space="preserve"> activa y con todos sus puertos asignados a ella.</w:t>
+      </w:r>
+      <w:r>
+        <w:rPr>
+          <w:rFonts w:ascii="Arial" w:eastAsia="Arial Narrow" w:hAnsi="Arial" w:cs="Arial"/>
+          <w:color w:val="2C3A45"/>
+          <w:spacing w:val="-2"/>
+        </w:rPr>
+        <w:t xml:space="preserve"> </w:t>
+      </w:r>
+      <w:r>
+        <w:rPr>
+          <w:rFonts w:ascii="Arial" w:eastAsia="Arial Narrow" w:hAnsi="Arial" w:cs="Arial"/>
+          <w:b/>
+          <w:bCs/>
+          <w:color w:val="2C3A45"/>
+          <w:spacing w:val="-2"/>
+        </w:rPr>
+        <w:t>¿Por qué NO usarla?</w:t>
+      </w:r>
+      <w:r>
+        <w:rPr>
+          <w:rFonts w:ascii="Arial" w:eastAsia="Arial Narrow" w:hAnsi="Arial" w:cs="Arial"/>
+          <w:b/>
+          <w:bCs/>
+          <w:color w:val="2C3A45"/>
+          <w:spacing w:val="-2"/>
+        </w:rPr>
+        <w:t xml:space="preserve"> </w:t>
+      </w:r>
+      <w:r>
+        <w:rPr>
+          <w:rFonts w:ascii="Arial" w:eastAsia="Arial Narrow" w:hAnsi="Arial" w:cs="Arial"/>
+          <w:color w:val="2C3A45"/>
+          <w:spacing w:val="-2"/>
+        </w:rPr>
+        <w:t>Es un riesgo de seguridad crítico. Cualquier persona que se conecte físicamente a un puerto del switch estará en la VLAN 1 de inmediato. Si tu interfaz de gestión remota está en la VLAN 1, los atacantes tienen el camino libre para intentar descifrar tus contraseñas mediante fuerza bruta o explotar vulnerabilidades.</w:t>
+      </w:r>
+    </w:p>
+    <w:p>
+      <w:pPr>
+        <w:spacing w:line="360" w:lineRule="exact"/>
+        <w:jc w:val="both"/>
+        <w:rPr>
+          <w:rFonts w:ascii="Arial" w:eastAsia="Arial Narrow" w:hAnsi="Arial" w:cs="Arial"/>
+          <w:color w:val="2C3A45"/>
+          <w:spacing w:val="-2"/>
+        </w:rPr>
+      </w:pPr>
+      <w:r>
+        <w:rPr>
+          <w:rFonts w:ascii="Arial" w:eastAsia="Arial Narrow" w:hAnsi="Arial" w:cs="Arial"/>
+          <w:color w:val="2C3A45"/>
+          <w:spacing w:val="-2"/>
+        </w:rPr>
+        <w:t xml:space="preserve">La </w:t>
+      </w:r>
+      <w:proofErr w:type="spellStart"/>
+      <w:r>
+        <w:rPr>
+          <w:rFonts w:ascii="Arial" w:eastAsia="Arial Narrow" w:hAnsi="Arial" w:cs="Arial"/>
+          <w:b/>
+          <w:bCs/>
+          <w:color w:val="2C3A45"/>
+          <w:spacing w:val="-2"/>
+        </w:rPr>
+        <w:t>vlan</w:t>
+      </w:r>
+      <w:proofErr w:type="spellEnd"/>
+      <w:r>
+        <w:rPr>
+          <w:rFonts w:ascii="Arial" w:eastAsia="Arial Narrow" w:hAnsi="Arial" w:cs="Arial"/>
+          <w:b/>
+          <w:bCs/>
+          <w:color w:val="2C3A45"/>
+          <w:spacing w:val="-2"/>
+        </w:rPr>
+        <w:t xml:space="preserve"> de </w:t>
+      </w:r>
+      <w:r>
+        <w:rPr>
+          <w:rFonts w:ascii="Arial" w:eastAsia="Arial Narrow" w:hAnsi="Arial" w:cs="Arial"/>
+          <w:b/>
+          <w:bCs/>
+          <w:color w:val="2C3A45"/>
+          <w:spacing w:val="-2"/>
+        </w:rPr>
+        <w:t>gestión</w:t>
+      </w:r>
+      <w:r>
+        <w:rPr>
+          <w:rFonts w:ascii="Arial" w:eastAsia="Arial Narrow" w:hAnsi="Arial" w:cs="Arial"/>
+          <w:color w:val="2C3A45"/>
+          <w:spacing w:val="-2"/>
+        </w:rPr>
+        <w:t xml:space="preserve"> se usa para la configuración remota de los switches.</w:t>
+      </w:r>
+      <w:r>
+        <w:rPr>
+          <w:rFonts w:ascii="Arial" w:eastAsia="Arial Narrow" w:hAnsi="Arial" w:cs="Arial"/>
+          <w:color w:val="2C3A45"/>
+          <w:spacing w:val="-2"/>
+        </w:rPr>
+        <w:t xml:space="preserve"> </w:t>
+      </w:r>
+      <w:r>
+        <w:rPr>
+          <w:rFonts w:ascii="Arial" w:eastAsia="Arial Narrow" w:hAnsi="Arial" w:cs="Arial"/>
+          <w:color w:val="2C3A45"/>
+          <w:spacing w:val="-2"/>
+        </w:rPr>
+        <w:t xml:space="preserve">Aunque la </w:t>
+      </w:r>
+      <w:proofErr w:type="spellStart"/>
+      <w:r>
+        <w:rPr>
+          <w:rFonts w:ascii="Arial" w:eastAsia="Arial Narrow" w:hAnsi="Arial" w:cs="Arial"/>
+          <w:color w:val="2C3A45"/>
+          <w:spacing w:val="-2"/>
+        </w:rPr>
+        <w:t>vlan</w:t>
+      </w:r>
+      <w:proofErr w:type="spellEnd"/>
+      <w:r>
+        <w:rPr>
+          <w:rFonts w:ascii="Arial" w:eastAsia="Arial Narrow" w:hAnsi="Arial" w:cs="Arial"/>
+          <w:color w:val="2C3A45"/>
+          <w:spacing w:val="-2"/>
+        </w:rPr>
+        <w:t xml:space="preserve"> nativa</w:t>
+      </w:r>
+      <w:r>
+        <w:rPr>
+          <w:rFonts w:ascii="Arial" w:eastAsia="Arial Narrow" w:hAnsi="Arial" w:cs="Arial"/>
+          <w:color w:val="2C3A45"/>
+          <w:spacing w:val="-2"/>
+        </w:rPr>
+        <w:t xml:space="preserve"> (1) </w:t>
+      </w:r>
+      <w:r>
+        <w:rPr>
+          <w:rFonts w:ascii="Arial" w:eastAsia="Arial Narrow" w:hAnsi="Arial" w:cs="Arial"/>
+          <w:color w:val="2C3A45"/>
+          <w:spacing w:val="-2"/>
+        </w:rPr>
+        <w:t xml:space="preserve">y la </w:t>
+      </w:r>
+      <w:proofErr w:type="spellStart"/>
+      <w:r>
+        <w:rPr>
+          <w:rFonts w:ascii="Arial" w:eastAsia="Arial Narrow" w:hAnsi="Arial" w:cs="Arial"/>
+          <w:color w:val="2C3A45"/>
+          <w:spacing w:val="-2"/>
+        </w:rPr>
+        <w:t>vlan</w:t>
+      </w:r>
+      <w:proofErr w:type="spellEnd"/>
+      <w:r>
+        <w:rPr>
+          <w:rFonts w:ascii="Arial" w:eastAsia="Arial Narrow" w:hAnsi="Arial" w:cs="Arial"/>
+          <w:color w:val="2C3A45"/>
+          <w:spacing w:val="-2"/>
+        </w:rPr>
+        <w:t xml:space="preserve"> de </w:t>
+      </w:r>
+      <w:r>
+        <w:rPr>
+          <w:rFonts w:ascii="Arial" w:eastAsia="Arial Narrow" w:hAnsi="Arial" w:cs="Arial"/>
+          <w:color w:val="2C3A45"/>
+          <w:spacing w:val="-2"/>
+        </w:rPr>
+        <w:t>gestión</w:t>
+      </w:r>
+      <w:r>
+        <w:rPr>
+          <w:rFonts w:ascii="Arial" w:eastAsia="Arial Narrow" w:hAnsi="Arial" w:cs="Arial"/>
+          <w:color w:val="2C3A45"/>
+          <w:spacing w:val="-2"/>
+        </w:rPr>
+        <w:t xml:space="preserve"> pueden ser la misma, por buena pr</w:t>
+      </w:r>
+      <w:r>
+        <w:rPr>
+          <w:rFonts w:ascii="Arial" w:eastAsia="Arial Narrow" w:hAnsi="Arial" w:cs="Arial"/>
+          <w:color w:val="2C3A45"/>
+          <w:spacing w:val="-2"/>
+        </w:rPr>
+        <w:t>á</w:t>
+      </w:r>
+      <w:r>
+        <w:rPr>
+          <w:rFonts w:ascii="Arial" w:eastAsia="Arial Narrow" w:hAnsi="Arial" w:cs="Arial"/>
+          <w:color w:val="2C3A45"/>
+          <w:spacing w:val="-2"/>
+        </w:rPr>
+        <w:t>ctica se recomienda que sean totalmente distintas. </w:t>
+      </w:r>
+    </w:p>
+    <w:p>
+      <w:pPr>
         <w:pStyle w:val="Ttulo4"/>
         <w:shd w:val="clear" w:color="auto" w:fill="FFFFFF"/>
-        <w:spacing w:after="120" w:line="300" w:lineRule="exact"/>
+        <w:spacing w:before="0"/>
         <w:jc w:val="both"/>
         <w:rPr>
           <w:rFonts w:ascii="Arial" w:eastAsia="Times New Roman" w:hAnsi="Arial" w:cs="Arial"/>
@@ -1318,7 +1588,6 @@
         </w:rPr>
       </w:pPr>
     </w:p>
-    <w:p/>
     <w:p>
       <w:pPr>
         <w:pStyle w:val="Ttulo4"/>
@@ -1523,7 +1792,27 @@
           <w:iCs w:val="0"/>
           <w:color w:val="auto"/>
         </w:rPr>
-        <w:t xml:space="preserve"> contiene la estructura de la sintaxis a seguir para realizar la configuración de las VLANs en los switches y de las subinterfaces en los r</w:t>
+        <w:t xml:space="preserve"> contiene la estructura de la sintaxis a seguir para realizar la configuración de las </w:t>
+      </w:r>
+      <w:proofErr w:type="spellStart"/>
+      <w:r>
+        <w:rPr>
+          <w:rFonts w:ascii="Arial" w:eastAsia="Times New Roman" w:hAnsi="Arial" w:cs="Arial"/>
+          <w:i w:val="0"/>
+          <w:iCs w:val="0"/>
+          <w:color w:val="auto"/>
+        </w:rPr>
+        <w:t>VLANs</w:t>
+      </w:r>
+      <w:proofErr w:type="spellEnd"/>
+      <w:r>
+        <w:rPr>
+          <w:rFonts w:ascii="Arial" w:eastAsia="Times New Roman" w:hAnsi="Arial" w:cs="Arial"/>
+          <w:i w:val="0"/>
+          <w:iCs w:val="0"/>
+          <w:color w:val="auto"/>
+        </w:rPr>
+        <w:t xml:space="preserve"> en los switches y de las subinterfaces en los r</w:t>
       </w:r>
       <w:r>
         <w:rPr>
@@ -1649,7 +1938,25 @@
           <w:color w:val="0D0D0D" w:themeColor="text1" w:themeTint="F2"/>
           <w:shd w:val="clear" w:color="auto" w:fill="FFFFFF"/>
         </w:rPr>
-        <w:t xml:space="preserve"> los dispositivos de las VLANs y </w:t>
+        <w:t xml:space="preserve"> los dispositivos de las </w:t>
+      </w:r>
+      <w:proofErr w:type="spellStart"/>
+      <w:r>
+        <w:rPr>
+          <w:rFonts w:ascii="Helvetica" w:hAnsi="Helvetica" w:cs="Helvetica"/>
+          <w:color w:val="0D0D0D" w:themeColor="text1" w:themeTint="F2"/>
+          <w:shd w:val="clear" w:color="auto" w:fill="FFFFFF"/>
+        </w:rPr>
+        <w:t>VLANs</w:t>
+      </w:r>
+      <w:proofErr w:type="spellEnd"/>
+      <w:r>
+        <w:rPr>
+          <w:rFonts w:ascii="Helvetica" w:hAnsi="Helvetica" w:cs="Helvetica"/>
+          <w:color w:val="0D0D0D" w:themeColor="text1" w:themeTint="F2"/>
+          <w:shd w:val="clear" w:color="auto" w:fill="FFFFFF"/>
+        </w:rPr>
+        <w:t xml:space="preserve"> y </w:t>
       </w:r>
       <w:r>
         <w:rPr>
@@ -1835,7 +2142,25 @@
                 <w:b/>
                 <w:color w:val="000000"/>
               </w:rPr>
-              <w:t xml:space="preserve">Ping results </w:t>
+              <w:t xml:space="preserve">Ping </w:t>
+            </w:r>
+            <w:proofErr w:type="spellStart"/>
+            <w:r>
+              <w:rPr>
+                <w:rFonts w:ascii="Arial" w:hAnsi="Arial" w:cs="Arial"/>
+                <w:b/>
+                <w:color w:val="000000"/>
+              </w:rPr>
+              <w:t>results</w:t>
+            </w:r>
+            <w:proofErr w:type="spellEnd"/>
+            <w:r>
+              <w:rPr>
+                <w:rFonts w:ascii="Arial" w:hAnsi="Arial" w:cs="Arial"/>
+                <w:b/>
+                <w:color w:val="000000"/>
+              </w:rPr>
+              <w:t xml:space="preserve"> </w:t>
             </w:r>
             <w:r>
               <w:rPr>
@@ -2695,8 +3020,19 @@
                 <w:bCs/>
                 <w:color w:val="000000"/>
               </w:rPr>
-              <w:t>Switch SPisos</w:t>
+              <w:t xml:space="preserve">Switch </w:t>
             </w:r>
+            <w:proofErr w:type="spellStart"/>
+            <w:r>
+              <w:rPr>
+                <w:rFonts w:ascii="Arial" w:hAnsi="Arial" w:cs="Arial"/>
+                <w:b/>
+                <w:bCs/>
+                <w:color w:val="000000"/>
+              </w:rPr>
+              <w:t>SPisos</w:t>
+            </w:r>
+            <w:proofErr w:type="spellEnd"/>
           </w:p>
         </w:tc>
         <w:tc>
@@ -2780,6 +3116,7 @@
                 <w:color w:val="000000"/>
               </w:rPr>
             </w:pPr>
+            <w:proofErr w:type="spellStart"/>
             <w:r>
               <w:rPr>
                 <w:rFonts w:ascii="Arial" w:hAnsi="Arial" w:cs="Arial"/>
@@ -2787,8 +3124,29 @@
                 <w:bCs/>
                 <w:color w:val="000000"/>
               </w:rPr>
-              <w:t>Router RPisos</w:t>
+              <w:t>Router</w:t>
             </w:r>
+            <w:proofErr w:type="spellEnd"/>
+            <w:r>
+              <w:rPr>
+                <w:rFonts w:ascii="Arial" w:hAnsi="Arial" w:cs="Arial"/>
+                <w:b/>
+                <w:bCs/>
+                <w:color w:val="000000"/>
+              </w:rPr>
+              <w:t xml:space="preserve"> </w:t>
+            </w:r>
+            <w:proofErr w:type="spellStart"/>
+            <w:r>
+              <w:rPr>
+                <w:rFonts w:ascii="Arial" w:hAnsi="Arial" w:cs="Arial"/>
+                <w:b/>
+                <w:bCs/>
+                <w:color w:val="000000"/>
+              </w:rPr>
+              <w:t>RPisos</w:t>
+            </w:r>
+            <w:proofErr w:type="spellEnd"/>
           </w:p>
         </w:tc>
         <w:tc>
@@ -2840,8 +3198,25 @@
           <w:rFonts w:ascii="Arial" w:hAnsi="Arial" w:cs="Arial"/>
           <w:spacing w:val="-1"/>
         </w:rPr>
-        <w:t xml:space="preserve">En el router </w:t>
-      </w:r>
+        <w:t xml:space="preserve">En el </w:t>
+      </w:r>
+      <w:proofErr w:type="spellStart"/>
+      <w:r>
+        <w:rPr>
+          <w:rFonts w:ascii="Arial" w:hAnsi="Arial" w:cs="Arial"/>
+          <w:spacing w:val="-1"/>
+        </w:rPr>
+        <w:t>router</w:t>
+      </w:r>
+      <w:proofErr w:type="spellEnd"/>
+      <w:r>
+        <w:rPr>
+          <w:rFonts w:ascii="Arial" w:hAnsi="Arial" w:cs="Arial"/>
+          <w:spacing w:val="-1"/>
+        </w:rPr>
+        <w:t xml:space="preserve"> </w:t>
+      </w:r>
+      <w:proofErr w:type="spellStart"/>
       <w:r>
         <w:rPr>
           <w:rFonts w:ascii="Arial" w:hAnsi="Arial" w:cs="Arial"/>
@@ -2851,6 +3226,7 @@
         </w:rPr>
         <w:t>RPisos</w:t>
       </w:r>
+      <w:proofErr w:type="spellEnd"/>
       <w:r>
         <w:rPr>
           <w:rFonts w:ascii="Arial" w:hAnsi="Arial" w:cs="Arial"/>
@@ -2950,7 +3326,23 @@
           <w:rFonts w:ascii="Arial" w:hAnsi="Arial" w:cs="Arial"/>
           <w:spacing w:val="-1"/>
         </w:rPr>
-        <w:t xml:space="preserve">Excluye la dirección IP del default gateway de la </w:t>
+        <w:t xml:space="preserve">Excluye la dirección IP del default </w:t>
+      </w:r>
+      <w:proofErr w:type="spellStart"/>
+      <w:r>
+        <w:rPr>
+          <w:rFonts w:ascii="Arial" w:hAnsi="Arial" w:cs="Arial"/>
+          <w:spacing w:val="-1"/>
+        </w:rPr>
+        <w:t>gateway</w:t>
+      </w:r>
+      <w:proofErr w:type="spellEnd"/>
+      <w:r>
+        <w:rPr>
+          <w:rFonts w:ascii="Arial" w:hAnsi="Arial" w:cs="Arial"/>
+          <w:spacing w:val="-1"/>
+        </w:rPr>
+        <w:t xml:space="preserve"> de la </w:t>
       </w:r>
       <w:r>
         <w:rPr>
@@ -3062,7 +3454,23 @@
           <w:rFonts w:ascii="Arial" w:hAnsi="Arial" w:cs="Arial"/>
           <w:spacing w:val="-1"/>
         </w:rPr>
-        <w:t xml:space="preserve">Excluye la dirección IP del default gateway de la </w:t>
+        <w:t xml:space="preserve">Excluye la dirección IP del default </w:t>
+      </w:r>
+      <w:proofErr w:type="spellStart"/>
+      <w:r>
+        <w:rPr>
+          <w:rFonts w:ascii="Arial" w:hAnsi="Arial" w:cs="Arial"/>
+          <w:spacing w:val="-1"/>
+        </w:rPr>
+        <w:t>gateway</w:t>
+      </w:r>
+      <w:proofErr w:type="spellEnd"/>
+      <w:r>
+        <w:rPr>
+          <w:rFonts w:ascii="Arial" w:hAnsi="Arial" w:cs="Arial"/>
+          <w:spacing w:val="-1"/>
+        </w:rPr>
+        <w:t xml:space="preserve"> de la </w:t>
       </w:r>
       <w:r>
         <w:rPr>
@@ -3135,6 +3543,7 @@
         </w:rPr>
         <w:t xml:space="preserve"> en todos los equipos terminales de las </w:t>
       </w:r>
+      <w:proofErr w:type="spellStart"/>
       <w:r>
         <w:rPr>
           <w:rFonts w:ascii="Arial" w:hAnsi="Arial" w:cs="Arial"/>
@@ -3149,6 +3558,7 @@
         </w:rPr>
         <w:t>s</w:t>
       </w:r>
+      <w:proofErr w:type="spellEnd"/>
       <w:r>
         <w:rPr>
           <w:rFonts w:ascii="Arial" w:hAnsi="Arial" w:cs="Arial"/>
